--- a/corpus/synthetic/image-wrap__025.docx
+++ b/corpus/synthetic/image-wrap__025.docx
@@ -5,16 +5,16 @@
     <w:p>
       <w:r>
         <w:drawing>
-          <wp:anchor distT="0" distB="0" distL="114300" distR="114300" simplePos="0" relativeHeight="1" behindDoc="0" locked="0" layoutInCell="1" allowOverlap="1">
+          <wp:anchor distT="0" distB="0" distL="0" distR="0" simplePos="0" relativeHeight="1" behindDoc="0" locked="0" layoutInCell="1" allowOverlap="1">
             <wp:simplePos x="0" y="0"/>
             <wp:positionH relativeFrom="column">
-              <wp:align>center</wp:align>
+              <wp:posOffset>0</wp:posOffset>
             </wp:positionH>
             <wp:positionV relativeFrom="paragraph">
-              <wp:posOffset>180340</wp:posOffset>
+              <wp:posOffset>0</wp:posOffset>
             </wp:positionV>
-            <wp:extent cx="802800" cy="1198800"/>
-            <wp:wrapSquare wrapText="bothSides"/>
+            <wp:extent cx="1905000" cy="952500"/>
+            <wp:wrapTopAndBottom/>
             <wp:docPr id="1" name="p"/>
             <a:graphic xmlns:a="http://schemas.openxmlformats.org/drawingml/2006/main">
               <a:graphicData uri="http://schemas.openxmlformats.org/drawingml/2006/picture">
@@ -30,16 +30,16 @@
       </w:r>
       <w:r>
         <w:drawing>
-          <wp:anchor distT="0" distB="0" distL="114300" distR="114300" simplePos="0" relativeHeight="1" behindDoc="0" locked="0" layoutInCell="1" allowOverlap="0">
+          <wp:anchor distT="0" distB="0" distL="0" distR="0" simplePos="0" relativeHeight="1" behindDoc="0" locked="0" layoutInCell="1" allowOverlap="1">
             <wp:simplePos x="0" y="0"/>
             <wp:positionH relativeFrom="column">
-              <wp:align>center</wp:align>
+              <wp:posOffset>0</wp:posOffset>
             </wp:positionH>
             <wp:positionV relativeFrom="paragraph">
-              <wp:posOffset>180340</wp:posOffset>
+              <wp:posOffset>3810000</wp:posOffset>
             </wp:positionV>
-            <wp:extent cx="1432800" cy="1076400"/>
-            <wp:wrapSquare wrapText="bothSides"/>
+            <wp:extent cx="1905000" cy="952500"/>
+            <wp:wrapTopAndBottom/>
             <wp:docPr id="1" name="p"/>
             <a:graphic xmlns:a="http://schemas.openxmlformats.org/drawingml/2006/main">
               <a:graphicData uri="http://schemas.openxmlformats.org/drawingml/2006/picture">
@@ -54,7 +54,143 @@
         </w:drawing>
       </w:r>
       <w:r>
-        <w:t>No overlap in the frames, please.</w:t>
+        <w:t>7</w:t>
+      </w:r>
+      <w:r>
+        <w:drawing>
+          <wp:inline distT="0" distB="0" distL="0" distR="0">
+            <wp:extent cx="1905000" cy="2520000"/>
+            <wp:docPr id="2" name="g"/>
+            <a:graphic xmlns:a="http://schemas.openxmlformats.org/drawingml/2006/main">
+              <a:graphicData uri="http://schemas.openxmlformats.org/drawingml/2006/picture">
+                <pic:pic>
+                  <pic:blipFill>
+                    <a:blip r:embed="rId10"/>
+                  </pic:blipFill>
+                </pic:pic>
+              </a:graphicData>
+            </a:graphic>
+          </wp:inline>
+        </w:drawing>
+      </w:r>
+      <w:r>
+        <w:drawing>
+          <wp:inline distT="0" distB="0" distL="0" distR="0">
+            <wp:extent cx="1905000" cy="2520000"/>
+            <wp:docPr id="2" name="g"/>
+            <a:graphic xmlns:a="http://schemas.openxmlformats.org/drawingml/2006/main">
+              <a:graphicData uri="http://schemas.openxmlformats.org/drawingml/2006/picture">
+                <pic:pic>
+                  <pic:blipFill>
+                    <a:blip r:embed="rId10"/>
+                  </pic:blipFill>
+                </pic:pic>
+              </a:graphicData>
+            </a:graphic>
+          </wp:inline>
+        </w:drawing>
+      </w:r>
+      <w:r>
+        <w:drawing>
+          <wp:inline distT="0" distB="0" distL="0" distR="0">
+            <wp:extent cx="1905000" cy="2520000"/>
+            <wp:docPr id="2" name="g"/>
+            <a:graphic xmlns:a="http://schemas.openxmlformats.org/drawingml/2006/main">
+              <a:graphicData uri="http://schemas.openxmlformats.org/drawingml/2006/picture">
+                <pic:pic>
+                  <pic:blipFill>
+                    <a:blip r:embed="rId10"/>
+                  </pic:blipFill>
+                </pic:pic>
+              </a:graphicData>
+            </a:graphic>
+          </wp:inline>
+        </w:drawing>
+      </w:r>
+      <w:r>
+        <w:drawing>
+          <wp:inline distT="0" distB="0" distL="0" distR="0">
+            <wp:extent cx="1905000" cy="2520000"/>
+            <wp:docPr id="2" name="g"/>
+            <a:graphic xmlns:a="http://schemas.openxmlformats.org/drawingml/2006/main">
+              <a:graphicData uri="http://schemas.openxmlformats.org/drawingml/2006/picture">
+                <pic:pic>
+                  <pic:blipFill>
+                    <a:blip r:embed="rId10"/>
+                  </pic:blipFill>
+                </pic:pic>
+              </a:graphicData>
+            </a:graphic>
+          </wp:inline>
+        </w:drawing>
+      </w:r>
+      <w:r>
+        <w:drawing>
+          <wp:inline distT="0" distB="0" distL="0" distR="0">
+            <wp:extent cx="1905000" cy="2520000"/>
+            <wp:docPr id="2" name="g"/>
+            <a:graphic xmlns:a="http://schemas.openxmlformats.org/drawingml/2006/main">
+              <a:graphicData uri="http://schemas.openxmlformats.org/drawingml/2006/picture">
+                <pic:pic>
+                  <pic:blipFill>
+                    <a:blip r:embed="rId10"/>
+                  </pic:blipFill>
+                </pic:pic>
+              </a:graphicData>
+            </a:graphic>
+          </wp:inline>
+        </w:drawing>
+      </w:r>
+      <w:r>
+        <w:drawing>
+          <wp:inline distT="0" distB="0" distL="0" distR="0">
+            <wp:extent cx="1905000" cy="2520000"/>
+            <wp:docPr id="2" name="g"/>
+            <a:graphic xmlns:a="http://schemas.openxmlformats.org/drawingml/2006/main">
+              <a:graphicData uri="http://schemas.openxmlformats.org/drawingml/2006/picture">
+                <pic:pic>
+                  <pic:blipFill>
+                    <a:blip r:embed="rId10"/>
+                  </pic:blipFill>
+                </pic:pic>
+              </a:graphicData>
+            </a:graphic>
+          </wp:inline>
+        </w:drawing>
+      </w:r>
+      <w:r>
+        <w:drawing>
+          <wp:inline distT="0" distB="0" distL="0" distR="0">
+            <wp:extent cx="1905000" cy="2520000"/>
+            <wp:docPr id="2" name="g"/>
+            <a:graphic xmlns:a="http://schemas.openxmlformats.org/drawingml/2006/main">
+              <a:graphicData uri="http://schemas.openxmlformats.org/drawingml/2006/picture">
+                <pic:pic>
+                  <pic:blipFill>
+                    <a:blip r:embed="rId10"/>
+                  </pic:blipFill>
+                </pic:pic>
+              </a:graphicData>
+            </a:graphic>
+          </wp:inline>
+        </w:drawing>
+      </w:r>
+      <w:r>
+        <w:drawing>
+          <wp:inline distT="0" distB="0" distL="0" distR="0">
+            <wp:extent cx="1905000" cy="2520000"/>
+            <wp:docPr id="2" name="g"/>
+            <a:graphic xmlns:a="http://schemas.openxmlformats.org/drawingml/2006/main">
+              <a:graphicData uri="http://schemas.openxmlformats.org/drawingml/2006/picture">
+                <pic:pic>
+                  <pic:blipFill>
+                    <a:blip r:embed="rId10"/>
+                  </pic:blipFill>
+                </pic:pic>
+              </a:graphicData>
+            </a:graphic>
+          </wp:inline>
+        </w:drawing>
       </w:r>
     </w:p>
     <w:sectPr>
